--- a/QuarchPy - Python Library Manual.docx
+++ b/QuarchPy - Python Library Manual.docx
@@ -1,6 +1,6 @@
 
 <file path=word/document.xml><?xml version="1.0" encoding="utf-8"?>
-<w:document xmlns:wpc="http://schemas.microsoft.com/office/word/2010/wordprocessingCanvas" xmlns:cx="http://schemas.microsoft.com/office/drawing/2014/chartex" xmlns:cx1="http://schemas.microsoft.com/office/drawing/2015/9/8/chartex" xmlns:cx2="http://schemas.microsoft.com/office/drawing/2015/10/21/chartex" xmlns:cx3="http://schemas.microsoft.com/office/drawing/2016/5/9/chartex" xmlns:cx4="http://schemas.microsoft.com/office/drawing/2016/5/10/chartex" xmlns:cx5="http://schemas.microsoft.com/office/drawing/2016/5/11/chartex" xmlns:cx6="http://schemas.microsoft.com/office/drawing/2016/5/12/chartex" xmlns:cx7="http://schemas.microsoft.com/office/drawing/2016/5/13/chartex" xmlns:cx8="http://schemas.microsoft.com/office/drawing/2016/5/14/chartex" xmlns:mc="http://schemas.openxmlformats.org/markup-compatibility/2006" xmlns:aink="http://schemas.microsoft.com/office/drawing/2016/ink" xmlns:am3d="http://schemas.microsoft.com/office/drawing/2017/model3d" xmlns:o="urn:schemas-microsoft-com:office:office" xmlns:r="http://schemas.openxmlformats.org/officeDocument/2006/relationships" xmlns:m="http://schemas.openxmlformats.org/officeDocument/2006/math" xmlns:v="urn:schemas-microsoft-com:vml" xmlns:wp14="http://schemas.microsoft.com/office/word/2010/wordprocessingDrawing" xmlns:wp="http://schemas.openxmlformats.org/drawingml/2006/wordprocessingDrawing" xmlns:w10="urn:schemas-microsoft-com:office:word" xmlns:w="http://schemas.openxmlformats.org/wordprocessingml/2006/main" xmlns:w14="http://schemas.microsoft.com/office/word/2010/wordml" xmlns:w15="http://schemas.microsoft.com/office/word/2012/wordml" xmlns:w16cex="http://schemas.microsoft.com/office/word/2018/wordml/cex" xmlns:w16cid="http://schemas.microsoft.com/office/word/2016/wordml/cid" xmlns:w16="http://schemas.microsoft.com/office/word/2018/wordml" xmlns:w16sdtdh="http://schemas.microsoft.com/office/word/2020/wordml/sdtdatahash" xmlns:w16se="http://schemas.microsoft.com/office/word/2015/wordml/symex" xmlns:wpg="http://schemas.microsoft.com/office/word/2010/wordprocessingGroup" xmlns:wpi="http://schemas.microsoft.com/office/word/2010/wordprocessingInk" xmlns:wne="http://schemas.microsoft.com/office/word/2006/wordml" xmlns:wps="http://schemas.microsoft.com/office/word/2010/wordprocessingShape" mc:Ignorable="w14 w15 w16se w16cid w16 w16cex w16sdtdh wp14">
+<w:document xmlns:wpc="http://schemas.microsoft.com/office/word/2010/wordprocessingCanvas" xmlns:cx="http://schemas.microsoft.com/office/drawing/2014/chartex" xmlns:cx1="http://schemas.microsoft.com/office/drawing/2015/9/8/chartex" xmlns:cx2="http://schemas.microsoft.com/office/drawing/2015/10/21/chartex" xmlns:cx3="http://schemas.microsoft.com/office/drawing/2016/5/9/chartex" xmlns:cx4="http://schemas.microsoft.com/office/drawing/2016/5/10/chartex" xmlns:cx5="http://schemas.microsoft.com/office/drawing/2016/5/11/chartex" xmlns:cx6="http://schemas.microsoft.com/office/drawing/2016/5/12/chartex" xmlns:cx7="http://schemas.microsoft.com/office/drawing/2016/5/13/chartex" xmlns:cx8="http://schemas.microsoft.com/office/drawing/2016/5/14/chartex" xmlns:mc="http://schemas.openxmlformats.org/markup-compatibility/2006" xmlns:aink="http://schemas.microsoft.com/office/drawing/2016/ink" xmlns:am3d="http://schemas.microsoft.com/office/drawing/2017/model3d" xmlns:o="urn:schemas-microsoft-com:office:office" xmlns:oel="http://schemas.microsoft.com/office/2019/extlst" xmlns:r="http://schemas.openxmlformats.org/officeDocument/2006/relationships" xmlns:m="http://schemas.openxmlformats.org/officeDocument/2006/math" xmlns:v="urn:schemas-microsoft-com:vml" xmlns:wp14="http://schemas.microsoft.com/office/word/2010/wordprocessingDrawing" xmlns:wp="http://schemas.openxmlformats.org/drawingml/2006/wordprocessingDrawing" xmlns:w10="urn:schemas-microsoft-com:office:word" xmlns:w="http://schemas.openxmlformats.org/wordprocessingml/2006/main" xmlns:w14="http://schemas.microsoft.com/office/word/2010/wordml" xmlns:w15="http://schemas.microsoft.com/office/word/2012/wordml" xmlns:w16cex="http://schemas.microsoft.com/office/word/2018/wordml/cex" xmlns:w16cid="http://schemas.microsoft.com/office/word/2016/wordml/cid" xmlns:w16="http://schemas.microsoft.com/office/word/2018/wordml" xmlns:w16du="http://schemas.microsoft.com/office/word/2023/wordml/word16du" xmlns:w16sdtdh="http://schemas.microsoft.com/office/word/2020/wordml/sdtdatahash" xmlns:w16sdtfl="http://schemas.microsoft.com/office/word/2024/wordml/sdtformatlock" xmlns:w16se="http://schemas.microsoft.com/office/word/2015/wordml/symex" xmlns:wpg="http://schemas.microsoft.com/office/word/2010/wordprocessingGroup" xmlns:wpi="http://schemas.microsoft.com/office/word/2010/wordprocessingInk" xmlns:wne="http://schemas.microsoft.com/office/word/2006/wordml" xmlns:wps="http://schemas.microsoft.com/office/word/2010/wordprocessingShape" mc:Ignorable="w14 w15 w16se w16cid w16 w16cex w16sdtdh w16sdtfl w16du wp14">
   <w:body>
     <w:p>
       <w:bookmarkStart w:id="0" w:name="_Toc168887959"/>
@@ -143,7 +143,7 @@
         <w:rPr>
           <w:noProof/>
         </w:rPr>
-        <w:t>Tuesday, 19 February 2019</w:t>
+        <w:t>Tuesday, 09 November 2021</w:t>
       </w:r>
       <w:r>
         <w:rPr>
@@ -2221,21 +2221,7 @@
         <w:rPr>
           <w:b/>
         </w:rPr>
-        <w:t xml:space="preserve">&gt;python –m pip </w:t>
-      </w:r>
-      <w:proofErr w:type="gramStart"/>
-      <w:r>
-        <w:rPr>
-          <w:b/>
-        </w:rPr>
-        <w:t>install</w:t>
-      </w:r>
-      <w:proofErr w:type="gramEnd"/>
-      <w:r>
-        <w:rPr>
-          <w:b/>
-        </w:rPr>
-        <w:t xml:space="preserve"> </w:t>
+        <w:t xml:space="preserve">&gt;python –m pip install </w:t>
       </w:r>
       <w:proofErr w:type="spellStart"/>
       <w:r>
@@ -2361,21 +2347,7 @@
           <w:b/>
         </w:rPr>
         <w:lastRenderedPageBreak/>
-        <w:t xml:space="preserve">&gt;python –m pip </w:t>
-      </w:r>
-      <w:proofErr w:type="gramStart"/>
-      <w:r>
-        <w:rPr>
-          <w:b/>
-        </w:rPr>
-        <w:t>install</w:t>
-      </w:r>
-      <w:proofErr w:type="gramEnd"/>
-      <w:r>
-        <w:rPr>
-          <w:b/>
-        </w:rPr>
-        <w:t xml:space="preserve"> </w:t>
+        <w:t xml:space="preserve">&gt;python –m pip install </w:t>
       </w:r>
       <w:r>
         <w:rPr>
@@ -2511,11 +2483,19 @@
       <w:r>
         <w:t xml:space="preserve">This is done by creating a text file called </w:t>
       </w:r>
+      <w:proofErr w:type="spellStart"/>
       <w:r>
         <w:rPr>
           <w:b/>
         </w:rPr>
-        <w:t>Quarch-permissions-</w:t>
+        <w:t>Quarch</w:t>
+      </w:r>
+      <w:proofErr w:type="spellEnd"/>
+      <w:r>
+        <w:rPr>
+          <w:b/>
+        </w:rPr>
+        <w:t>-permissions-</w:t>
       </w:r>
       <w:proofErr w:type="spellStart"/>
       <w:r>
@@ -2548,14 +2528,9 @@
       </w:r>
       <w:proofErr w:type="spellEnd"/>
       <w:r>
-        <w:t xml:space="preserve">”, </w:t>
-      </w:r>
-      <w:proofErr w:type="gramStart"/>
-      <w:r>
-        <w:t>ATTRS{</w:t>
+        <w:t>”, ATTRS{</w:t>
       </w:r>
       <w:proofErr w:type="spellStart"/>
-      <w:proofErr w:type="gramEnd"/>
       <w:r>
         <w:t>idVendor</w:t>
       </w:r>
@@ -2578,14 +2553,9 @@
       </w:r>
       <w:proofErr w:type="spellEnd"/>
       <w:r>
-        <w:t xml:space="preserve">”, </w:t>
-      </w:r>
-      <w:proofErr w:type="gramStart"/>
-      <w:r>
-        <w:t>ATTRS{</w:t>
+        <w:t>”, ATTRS{</w:t>
       </w:r>
       <w:proofErr w:type="spellStart"/>
-      <w:proofErr w:type="gramEnd"/>
       <w:r>
         <w:t>idVendor</w:t>
       </w:r>
@@ -2616,14 +2586,9 @@
       </w:r>
       <w:proofErr w:type="spellEnd"/>
       <w:r>
-        <w:t xml:space="preserve">”, </w:t>
-      </w:r>
-      <w:proofErr w:type="gramStart"/>
-      <w:r>
-        <w:t>ATTRS{</w:t>
+        <w:t>”, ATTRS{</w:t>
       </w:r>
       <w:proofErr w:type="spellStart"/>
-      <w:proofErr w:type="gramEnd"/>
       <w:r>
         <w:t>idVendor</w:t>
       </w:r>
@@ -2646,14 +2611,9 @@
       </w:r>
       <w:proofErr w:type="spellEnd"/>
       <w:r>
-        <w:t xml:space="preserve">”, </w:t>
-      </w:r>
-      <w:proofErr w:type="gramStart"/>
-      <w:r>
-        <w:t>ATTRS{</w:t>
+        <w:t>”, ATTRS{</w:t>
       </w:r>
       <w:proofErr w:type="spellStart"/>
-      <w:proofErr w:type="gramEnd"/>
       <w:r>
         <w:t>idVendor</w:t>
       </w:r>
@@ -2686,12 +2646,10 @@
         <w:t>/</w:t>
       </w:r>
       <w:proofErr w:type="spellStart"/>
-      <w:proofErr w:type="gramStart"/>
       <w:r>
         <w:t>rules.d</w:t>
       </w:r>
       <w:proofErr w:type="spellEnd"/>
-      <w:proofErr w:type="gramEnd"/>
     </w:p>
     <w:p>
       <w:pPr>
@@ -3223,7 +3181,6 @@
         </w:rPr>
         <w:t>(“</w:t>
       </w:r>
-      <w:proofErr w:type="gramStart"/>
       <w:r>
         <w:rPr>
           <w:rStyle w:val="CodeChar"/>
@@ -3236,15 +3193,7 @@
           <w:rStyle w:val="CodeChar"/>
           <w:b/>
         </w:rPr>
-        <w:t>ttyS</w:t>
-      </w:r>
-      <w:proofErr w:type="gramEnd"/>
-      <w:r>
-        <w:rPr>
-          <w:rStyle w:val="CodeChar"/>
-          <w:b/>
-        </w:rPr>
-        <w:t>0”)</w:t>
+        <w:t>ttyS0”)</w:t>
       </w:r>
       <w:r>
         <w:rPr>
@@ -3448,7 +3397,21 @@
           <w:rStyle w:val="CodeChar"/>
           <w:b/>
         </w:rPr>
-        <w:t>myDevice.SendCommand</w:t>
+        <w:t>myDevice.</w:t>
+      </w:r>
+      <w:r>
+        <w:rPr>
+          <w:rStyle w:val="CodeChar"/>
+          <w:b/>
+        </w:rPr>
+        <w:t>s</w:t>
+      </w:r>
+      <w:r>
+        <w:rPr>
+          <w:rStyle w:val="CodeChar"/>
+          <w:b/>
+        </w:rPr>
+        <w:t>endCommand</w:t>
       </w:r>
       <w:proofErr w:type="spellEnd"/>
       <w:r>
@@ -3466,22 +3429,13 @@
           <w:rFonts w:ascii="Arial" w:hAnsi="Arial" w:cs="Arial"/>
         </w:rPr>
       </w:pPr>
-      <w:proofErr w:type="gramStart"/>
       <w:r>
         <w:rPr>
           <w:rStyle w:val="CodeChar"/>
           <w:rFonts w:ascii="Arial" w:hAnsi="Arial" w:cs="Arial"/>
         </w:rPr>
         <w:lastRenderedPageBreak/>
-        <w:t>Finally</w:t>
-      </w:r>
-      <w:proofErr w:type="gramEnd"/>
-      <w:r>
-        <w:rPr>
-          <w:rStyle w:val="CodeChar"/>
-          <w:rFonts w:ascii="Arial" w:hAnsi="Arial" w:cs="Arial"/>
-        </w:rPr>
-        <w:t xml:space="preserve"> you must close the connection with</w:t>
+        <w:t>Finally you must close the connection with</w:t>
       </w:r>
     </w:p>
     <w:p>
@@ -4037,31 +3991,7 @@
                 <w:sz w:val="22"/>
                 <w:lang w:val="en-GB" w:eastAsia="en-GB"/>
               </w:rPr>
-              <w:t xml:space="preserve">SERIAL:COM4 or </w:t>
-            </w:r>
-            <w:proofErr w:type="gramStart"/>
-            <w:r>
-              <w:rPr>
-                <w:rFonts w:ascii="Calibri" w:eastAsia="Times New Roman" w:hAnsi="Calibri" w:cs="Calibri"/>
-                <w:b/>
-                <w:bCs/>
-                <w:color w:val="000000"/>
-                <w:sz w:val="22"/>
-                <w:lang w:val="en-GB" w:eastAsia="en-GB"/>
-              </w:rPr>
-              <w:t>SERIAL:ttys</w:t>
-            </w:r>
-            <w:proofErr w:type="gramEnd"/>
-            <w:r>
-              <w:rPr>
-                <w:rFonts w:ascii="Calibri" w:eastAsia="Times New Roman" w:hAnsi="Calibri" w:cs="Calibri"/>
-                <w:b/>
-                <w:bCs/>
-                <w:color w:val="000000"/>
-                <w:sz w:val="22"/>
-                <w:lang w:val="en-GB" w:eastAsia="en-GB"/>
-              </w:rPr>
-              <w:t>0</w:t>
+              <w:t>SERIAL:COM4 or SERIAL:ttys0</w:t>
             </w:r>
             <w:r>
               <w:rPr>
@@ -4618,7 +4548,6 @@
               <w:br/>
             </w:r>
             <w:proofErr w:type="spellStart"/>
-            <w:proofErr w:type="gramStart"/>
             <w:r>
               <w:rPr>
                 <w:rFonts w:ascii="Calibri" w:eastAsia="Times New Roman" w:hAnsi="Calibri" w:cs="Calibri"/>
@@ -4628,19 +4557,7 @@
                 <w:sz w:val="22"/>
                 <w:lang w:val="en-GB" w:eastAsia="en-GB"/>
               </w:rPr>
-              <w:t>QIS:ip</w:t>
-            </w:r>
-            <w:proofErr w:type="gramEnd"/>
-            <w:r>
-              <w:rPr>
-                <w:rFonts w:ascii="Calibri" w:eastAsia="Times New Roman" w:hAnsi="Calibri" w:cs="Calibri"/>
-                <w:i/>
-                <w:iCs/>
-                <w:color w:val="000000"/>
-                <w:sz w:val="22"/>
-                <w:lang w:val="en-GB" w:eastAsia="en-GB"/>
-              </w:rPr>
-              <w:t>:port</w:t>
+              <w:t>QIS:ip:port</w:t>
             </w:r>
             <w:proofErr w:type="spellEnd"/>
           </w:p>
@@ -4990,31 +4907,7 @@
                 <w:sz w:val="22"/>
                 <w:lang w:val="en-GB" w:eastAsia="en-GB"/>
               </w:rPr>
-              <w:t xml:space="preserve">Specifies </w:t>
-            </w:r>
-            <w:proofErr w:type="gramStart"/>
-            <w:r>
-              <w:rPr>
-                <w:rFonts w:ascii="Calibri" w:eastAsia="Times New Roman" w:hAnsi="Calibri" w:cs="Calibri"/>
-                <w:i/>
-                <w:iCs/>
-                <w:color w:val="000000"/>
-                <w:sz w:val="22"/>
-                <w:lang w:val="en-GB" w:eastAsia="en-GB"/>
-              </w:rPr>
-              <w:t>a  timeout</w:t>
-            </w:r>
-            <w:proofErr w:type="gramEnd"/>
-            <w:r>
-              <w:rPr>
-                <w:rFonts w:ascii="Calibri" w:eastAsia="Times New Roman" w:hAnsi="Calibri" w:cs="Calibri"/>
-                <w:i/>
-                <w:iCs/>
-                <w:color w:val="000000"/>
-                <w:sz w:val="22"/>
-                <w:lang w:val="en-GB" w:eastAsia="en-GB"/>
-              </w:rPr>
-              <w:t xml:space="preserve"> when searching for device</w:t>
+              <w:t>Specifies a  timeout when searching for device</w:t>
             </w:r>
           </w:p>
         </w:tc>
@@ -5527,7 +5420,6 @@
               </w:rPr>
             </w:pPr>
             <w:proofErr w:type="spellStart"/>
-            <w:proofErr w:type="gramStart"/>
             <w:r>
               <w:rPr>
                 <w:rFonts w:ascii="Calibri" w:eastAsia="Times New Roman" w:hAnsi="Calibri" w:cs="Calibri"/>
@@ -5547,18 +5439,7 @@
                 <w:szCs w:val="28"/>
                 <w:lang w:val="en-GB" w:eastAsia="en-GB"/>
               </w:rPr>
-              <w:t>(</w:t>
-            </w:r>
-            <w:proofErr w:type="gramEnd"/>
-            <w:r>
-              <w:rPr>
-                <w:rFonts w:ascii="Calibri" w:eastAsia="Times New Roman" w:hAnsi="Calibri" w:cs="Calibri"/>
-                <w:color w:val="000000"/>
-                <w:sz w:val="28"/>
-                <w:szCs w:val="28"/>
-                <w:lang w:val="en-GB" w:eastAsia="en-GB"/>
-              </w:rPr>
-              <w:t>)</w:t>
+              <w:t>()</w:t>
             </w:r>
             <w:r>
               <w:rPr>
@@ -5652,7 +5533,6 @@
               </w:rPr>
             </w:pPr>
             <w:proofErr w:type="spellStart"/>
-            <w:proofErr w:type="gramStart"/>
             <w:r>
               <w:rPr>
                 <w:rFonts w:ascii="Calibri" w:eastAsia="Times New Roman" w:hAnsi="Calibri" w:cs="Calibri"/>
@@ -5672,18 +5552,7 @@
                 <w:szCs w:val="28"/>
                 <w:lang w:val="en-GB" w:eastAsia="en-GB"/>
               </w:rPr>
-              <w:t>(</w:t>
-            </w:r>
-            <w:proofErr w:type="gramEnd"/>
-            <w:r>
-              <w:rPr>
-                <w:rFonts w:ascii="Calibri" w:eastAsia="Times New Roman" w:hAnsi="Calibri" w:cs="Calibri"/>
-                <w:color w:val="000000"/>
-                <w:sz w:val="28"/>
-                <w:szCs w:val="28"/>
-                <w:lang w:val="en-GB" w:eastAsia="en-GB"/>
-              </w:rPr>
-              <w:t>)</w:t>
+              <w:t>()</w:t>
             </w:r>
             <w:r>
               <w:rPr>
@@ -5868,20 +5737,8 @@
                 <w:szCs w:val="28"/>
                 <w:lang w:val="en-GB" w:eastAsia="en-GB"/>
               </w:rPr>
-              <w:t>([host=127.0.0.1], [port=9722</w:t>
-            </w:r>
-            <w:proofErr w:type="gramStart"/>
-            <w:r>
-              <w:rPr>
-                <w:rFonts w:ascii="Calibri" w:eastAsia="Times New Roman" w:hAnsi="Calibri" w:cs="Calibri"/>
-                <w:color w:val="000000"/>
-                <w:sz w:val="28"/>
-                <w:szCs w:val="28"/>
-                <w:lang w:val="en-GB" w:eastAsia="en-GB"/>
-              </w:rPr>
-              <w:t>] )</w:t>
-            </w:r>
-            <w:proofErr w:type="gramEnd"/>
+              <w:t>([host=127.0.0.1], [port=9722] )</w:t>
+            </w:r>
           </w:p>
         </w:tc>
       </w:tr>
@@ -6323,7 +6180,6 @@
               </w:rPr>
             </w:pPr>
             <w:proofErr w:type="spellStart"/>
-            <w:proofErr w:type="gramStart"/>
             <w:r>
               <w:rPr>
                 <w:rFonts w:ascii="Calibri" w:eastAsia="Times New Roman" w:hAnsi="Calibri" w:cs="Calibri"/>
@@ -6343,18 +6199,7 @@
                 <w:szCs w:val="28"/>
                 <w:lang w:val="en-GB" w:eastAsia="en-GB"/>
               </w:rPr>
-              <w:t>(</w:t>
-            </w:r>
-            <w:proofErr w:type="gramEnd"/>
-            <w:r>
-              <w:rPr>
-                <w:rFonts w:ascii="Calibri" w:eastAsia="Times New Roman" w:hAnsi="Calibri" w:cs="Calibri"/>
-                <w:color w:val="000000"/>
-                <w:sz w:val="28"/>
-                <w:szCs w:val="28"/>
-                <w:lang w:val="en-GB" w:eastAsia="en-GB"/>
-              </w:rPr>
-              <w:t>)</w:t>
+              <w:t>()</w:t>
             </w:r>
             <w:r>
               <w:rPr>
@@ -7071,29 +6916,7 @@
                 <w:szCs w:val="28"/>
                 <w:lang w:val="en-GB" w:eastAsia="en-GB"/>
               </w:rPr>
-              <w:t xml:space="preserve"> ='Stream </w:t>
-            </w:r>
-            <w:proofErr w:type="gramStart"/>
-            <w:r>
-              <w:rPr>
-                <w:rFonts w:ascii="Calibri" w:eastAsia="Times New Roman" w:hAnsi="Calibri" w:cs="Calibri"/>
-                <w:color w:val="000000"/>
-                <w:sz w:val="28"/>
-                <w:szCs w:val="28"/>
-                <w:lang w:val="en-GB" w:eastAsia="en-GB"/>
-              </w:rPr>
-              <w:t>With</w:t>
-            </w:r>
-            <w:proofErr w:type="gramEnd"/>
-            <w:r>
-              <w:rPr>
-                <w:rFonts w:ascii="Calibri" w:eastAsia="Times New Roman" w:hAnsi="Calibri" w:cs="Calibri"/>
-                <w:color w:val="000000"/>
-                <w:sz w:val="28"/>
-                <w:szCs w:val="28"/>
-                <w:lang w:val="en-GB" w:eastAsia="en-GB"/>
-              </w:rPr>
-              <w:t xml:space="preserve"> No Name'], [</w:t>
+              <w:t xml:space="preserve"> ='Stream With No Name'], [</w:t>
             </w:r>
             <w:proofErr w:type="spellStart"/>
             <w:r>
@@ -8206,7 +8029,6 @@
               </w:rPr>
             </w:pPr>
             <w:proofErr w:type="spellStart"/>
-            <w:proofErr w:type="gramStart"/>
             <w:r>
               <w:rPr>
                 <w:rFonts w:ascii="Calibri" w:eastAsia="Times New Roman" w:hAnsi="Calibri" w:cs="Calibri"/>
@@ -8226,18 +8048,7 @@
                 <w:szCs w:val="28"/>
                 <w:lang w:val="en-GB" w:eastAsia="en-GB"/>
               </w:rPr>
-              <w:t>(</w:t>
-            </w:r>
-            <w:proofErr w:type="gramEnd"/>
-            <w:r>
-              <w:rPr>
-                <w:rFonts w:ascii="Calibri" w:eastAsia="Times New Roman" w:hAnsi="Calibri" w:cs="Calibri"/>
-                <w:color w:val="000000"/>
-                <w:sz w:val="28"/>
-                <w:szCs w:val="28"/>
-                <w:lang w:val="en-GB" w:eastAsia="en-GB"/>
-              </w:rPr>
-              <w:t>)</w:t>
+              <w:t>()</w:t>
             </w:r>
             <w:r>
               <w:rPr>
@@ -9396,7 +9207,6 @@
               </w:rPr>
             </w:pPr>
             <w:proofErr w:type="spellStart"/>
-            <w:proofErr w:type="gramStart"/>
             <w:r>
               <w:rPr>
                 <w:rFonts w:ascii="Calibri" w:eastAsia="Times New Roman" w:hAnsi="Calibri" w:cs="Calibri"/>
@@ -9416,18 +9226,7 @@
                 <w:szCs w:val="28"/>
                 <w:lang w:val="en-GB" w:eastAsia="en-GB"/>
               </w:rPr>
-              <w:t>(</w:t>
-            </w:r>
-            <w:proofErr w:type="gramEnd"/>
-            <w:r>
-              <w:rPr>
-                <w:rFonts w:ascii="Calibri" w:eastAsia="Times New Roman" w:hAnsi="Calibri" w:cs="Calibri"/>
-                <w:color w:val="000000"/>
-                <w:sz w:val="28"/>
-                <w:szCs w:val="28"/>
-                <w:lang w:val="en-GB" w:eastAsia="en-GB"/>
-              </w:rPr>
-              <w:t>)</w:t>
+              <w:t>()</w:t>
             </w:r>
             <w:r>
               <w:rPr>
@@ -9524,7 +9323,6 @@
               </w:rPr>
             </w:pPr>
             <w:proofErr w:type="spellStart"/>
-            <w:proofErr w:type="gramStart"/>
             <w:r>
               <w:rPr>
                 <w:rFonts w:ascii="Calibri" w:eastAsia="Times New Roman" w:hAnsi="Calibri" w:cs="Calibri"/>
@@ -9544,18 +9342,7 @@
                 <w:szCs w:val="28"/>
                 <w:lang w:val="en-GB" w:eastAsia="en-GB"/>
               </w:rPr>
-              <w:t>(</w:t>
-            </w:r>
-            <w:proofErr w:type="gramEnd"/>
-            <w:r>
-              <w:rPr>
-                <w:rFonts w:ascii="Calibri" w:eastAsia="Times New Roman" w:hAnsi="Calibri" w:cs="Calibri"/>
-                <w:color w:val="000000"/>
-                <w:sz w:val="28"/>
-                <w:szCs w:val="28"/>
-                <w:lang w:val="en-GB" w:eastAsia="en-GB"/>
-              </w:rPr>
-              <w:t>)</w:t>
+              <w:t>()</w:t>
             </w:r>
             <w:r>
               <w:rPr>
@@ -10315,31 +10102,7 @@
                 <w:sz w:val="22"/>
                 <w:lang w:val="en-GB" w:eastAsia="en-GB"/>
               </w:rPr>
-              <w:t xml:space="preserve"> the new channel will automatically use </w:t>
-            </w:r>
-            <w:proofErr w:type="gramStart"/>
-            <w:r>
-              <w:rPr>
-                <w:rFonts w:ascii="Calibri" w:eastAsia="Times New Roman" w:hAnsi="Calibri" w:cs="Calibri"/>
-                <w:i/>
-                <w:iCs/>
-                <w:color w:val="000000"/>
-                <w:sz w:val="22"/>
-                <w:lang w:val="en-GB" w:eastAsia="en-GB"/>
-              </w:rPr>
-              <w:t>metric  prefixes</w:t>
-            </w:r>
-            <w:proofErr w:type="gramEnd"/>
-            <w:r>
-              <w:rPr>
-                <w:rFonts w:ascii="Calibri" w:eastAsia="Times New Roman" w:hAnsi="Calibri" w:cs="Calibri"/>
-                <w:i/>
-                <w:iCs/>
-                <w:color w:val="000000"/>
-                <w:sz w:val="22"/>
-                <w:lang w:val="en-GB" w:eastAsia="en-GB"/>
-              </w:rPr>
-              <w:t xml:space="preserve"> to represent numbers. </w:t>
+              <w:t xml:space="preserve"> the new channel will automatically use metric  prefixes to represent numbers. </w:t>
             </w:r>
           </w:p>
         </w:tc>
@@ -11561,7 +11324,6 @@
               </w:rPr>
               <w:t xml:space="preserve">argument </w:t>
             </w:r>
-            <w:proofErr w:type="gramStart"/>
             <w:r>
               <w:rPr>
                 <w:rFonts w:ascii="Calibri" w:eastAsia="Times New Roman" w:hAnsi="Calibri" w:cs="Calibri"/>
@@ -11595,7 +11357,6 @@
               <w:t>annotationTime</w:t>
             </w:r>
             <w:proofErr w:type="spellEnd"/>
-            <w:proofErr w:type="gramEnd"/>
             <w:r>
               <w:rPr>
                 <w:rFonts w:ascii="Calibri" w:eastAsia="Times New Roman" w:hAnsi="Calibri" w:cs="Calibri"/>
@@ -12339,7 +12100,6 @@
               </w:rPr>
               <w:t xml:space="preserve">argument </w:t>
             </w:r>
-            <w:proofErr w:type="gramStart"/>
             <w:r>
               <w:rPr>
                 <w:rFonts w:ascii="Calibri" w:eastAsia="Times New Roman" w:hAnsi="Calibri" w:cs="Calibri"/>
@@ -12373,7 +12133,6 @@
               <w:t>commentTime</w:t>
             </w:r>
             <w:proofErr w:type="spellEnd"/>
-            <w:proofErr w:type="gramEnd"/>
             <w:r>
               <w:rPr>
                 <w:rFonts w:ascii="Calibri" w:eastAsia="Times New Roman" w:hAnsi="Calibri" w:cs="Calibri"/>
@@ -13421,7 +13180,6 @@
               </w:rPr>
             </w:pPr>
             <w:proofErr w:type="spellStart"/>
-            <w:proofErr w:type="gramStart"/>
             <w:r>
               <w:rPr>
                 <w:rFonts w:ascii="Calibri" w:eastAsia="Times New Roman" w:hAnsi="Calibri" w:cs="Calibri"/>
@@ -13441,18 +13199,7 @@
                 <w:szCs w:val="28"/>
                 <w:lang w:val="en-GB" w:eastAsia="en-GB"/>
               </w:rPr>
-              <w:t>(</w:t>
-            </w:r>
-            <w:proofErr w:type="gramEnd"/>
-            <w:r>
-              <w:rPr>
-                <w:rFonts w:ascii="Calibri" w:eastAsia="Times New Roman" w:hAnsi="Calibri" w:cs="Calibri"/>
-                <w:color w:val="000000"/>
-                <w:sz w:val="28"/>
-                <w:szCs w:val="28"/>
-                <w:lang w:val="en-GB" w:eastAsia="en-GB"/>
-              </w:rPr>
-              <w:t>)</w:t>
+              <w:t>()</w:t>
             </w:r>
             <w:r>
               <w:rPr>
@@ -13549,7 +13296,6 @@
               </w:rPr>
             </w:pPr>
             <w:proofErr w:type="spellStart"/>
-            <w:proofErr w:type="gramStart"/>
             <w:r>
               <w:rPr>
                 <w:rFonts w:ascii="Calibri" w:eastAsia="Times New Roman" w:hAnsi="Calibri" w:cs="Calibri"/>
@@ -13569,18 +13315,7 @@
                 <w:szCs w:val="28"/>
                 <w:lang w:val="en-GB" w:eastAsia="en-GB"/>
               </w:rPr>
-              <w:t>(</w:t>
-            </w:r>
-            <w:proofErr w:type="gramEnd"/>
-            <w:r>
-              <w:rPr>
-                <w:rFonts w:ascii="Calibri" w:eastAsia="Times New Roman" w:hAnsi="Calibri" w:cs="Calibri"/>
-                <w:color w:val="000000"/>
-                <w:sz w:val="28"/>
-                <w:szCs w:val="28"/>
-                <w:lang w:val="en-GB" w:eastAsia="en-GB"/>
-              </w:rPr>
-              <w:t>)</w:t>
+              <w:t>()</w:t>
             </w:r>
             <w:r>
               <w:rPr>
@@ -14466,7 +14201,29 @@
                 <w:szCs w:val="28"/>
                 <w:lang w:val="en-GB" w:eastAsia="en-GB"/>
               </w:rPr>
-              <w:t>=/path/inside/QuarchPy])</w:t>
+              <w:t>=/path/inside/</w:t>
+            </w:r>
+            <w:proofErr w:type="spellStart"/>
+            <w:r>
+              <w:rPr>
+                <w:rFonts w:ascii="Calibri" w:eastAsia="Times New Roman" w:hAnsi="Calibri" w:cs="Calibri"/>
+                <w:color w:val="000000"/>
+                <w:sz w:val="28"/>
+                <w:szCs w:val="28"/>
+                <w:lang w:val="en-GB" w:eastAsia="en-GB"/>
+              </w:rPr>
+              <w:t>QuarchPy</w:t>
+            </w:r>
+            <w:proofErr w:type="spellEnd"/>
+            <w:r>
+              <w:rPr>
+                <w:rFonts w:ascii="Calibri" w:eastAsia="Times New Roman" w:hAnsi="Calibri" w:cs="Calibri"/>
+                <w:color w:val="000000"/>
+                <w:sz w:val="28"/>
+                <w:szCs w:val="28"/>
+                <w:lang w:val="en-GB" w:eastAsia="en-GB"/>
+              </w:rPr>
+              <w:t>])</w:t>
             </w:r>
             <w:r>
               <w:rPr>
@@ -15740,6 +15497,7 @@
             <w:r>
               <w:t xml:space="preserve"> </w:t>
             </w:r>
+            <w:proofErr w:type="spellStart"/>
             <w:r>
               <w:rPr>
                 <w:rFonts w:ascii="Calibri" w:eastAsia="Times New Roman" w:hAnsi="Calibri" w:cs="Calibri"/>
@@ -15748,7 +15506,18 @@
                 <w:szCs w:val="28"/>
                 <w:lang w:val="en-GB" w:eastAsia="en-GB"/>
               </w:rPr>
-              <w:t>args=[]</w:t>
+              <w:t>args</w:t>
+            </w:r>
+            <w:proofErr w:type="spellEnd"/>
+            <w:r>
+              <w:rPr>
+                <w:rFonts w:ascii="Calibri" w:eastAsia="Times New Roman" w:hAnsi="Calibri" w:cs="Calibri"/>
+                <w:color w:val="000000"/>
+                <w:sz w:val="28"/>
+                <w:szCs w:val="28"/>
+                <w:lang w:val="en-GB" w:eastAsia="en-GB"/>
+              </w:rPr>
+              <w:t>=[]</w:t>
             </w:r>
             <w:r>
               <w:rPr>
@@ -17157,7 +16926,30 @@
                 <w:lang w:val="en-GB" w:eastAsia="en-GB"/>
               </w:rPr>
               <w:br/>
-              <w:t xml:space="preserve">QuarchPy will parse the parameters from the variable "arguments". </w:t>
+            </w:r>
+            <w:proofErr w:type="spellStart"/>
+            <w:r>
+              <w:rPr>
+                <w:rFonts w:ascii="Calibri" w:eastAsia="Times New Roman" w:hAnsi="Calibri" w:cs="Calibri"/>
+                <w:i/>
+                <w:iCs/>
+                <w:color w:val="000000"/>
+                <w:sz w:val="22"/>
+                <w:lang w:val="en-GB" w:eastAsia="en-GB"/>
+              </w:rPr>
+              <w:t>QuarchPy</w:t>
+            </w:r>
+            <w:proofErr w:type="spellEnd"/>
+            <w:r>
+              <w:rPr>
+                <w:rFonts w:ascii="Calibri" w:eastAsia="Times New Roman" w:hAnsi="Calibri" w:cs="Calibri"/>
+                <w:i/>
+                <w:iCs/>
+                <w:color w:val="000000"/>
+                <w:sz w:val="22"/>
+                <w:lang w:val="en-GB" w:eastAsia="en-GB"/>
+              </w:rPr>
+              <w:t xml:space="preserve"> will parse the parameters from the variable "arguments". </w:t>
             </w:r>
             <w:r>
               <w:rPr>
@@ -17332,31 +17124,7 @@
                 <w:sz w:val="22"/>
                 <w:lang w:val="en-GB" w:eastAsia="en-GB"/>
               </w:rPr>
-              <w:t xml:space="preserve">A dictionary containing all the </w:t>
-            </w:r>
-            <w:proofErr w:type="spellStart"/>
-            <w:r>
-              <w:rPr>
-                <w:rFonts w:ascii="Calibri" w:eastAsia="Times New Roman" w:hAnsi="Calibri" w:cs="Calibri"/>
-                <w:i/>
-                <w:iCs/>
-                <w:color w:val="000000"/>
-                <w:sz w:val="22"/>
-                <w:lang w:val="en-GB" w:eastAsia="en-GB"/>
-              </w:rPr>
-              <w:t>callbacks</w:t>
-            </w:r>
-            <w:proofErr w:type="spellEnd"/>
-            <w:r>
-              <w:rPr>
-                <w:rFonts w:ascii="Calibri" w:eastAsia="Times New Roman" w:hAnsi="Calibri" w:cs="Calibri"/>
-                <w:i/>
-                <w:iCs/>
-                <w:color w:val="000000"/>
-                <w:sz w:val="22"/>
-                <w:lang w:val="en-GB" w:eastAsia="en-GB"/>
-              </w:rPr>
-              <w:t xml:space="preserve"> for FIO. </w:t>
+              <w:t xml:space="preserve">A dictionary containing all the callbacks for FIO. </w:t>
             </w:r>
           </w:p>
         </w:tc>
@@ -18189,11 +17957,11 @@
       <w:r>
         <w:fldChar w:fldCharType="separate"/>
       </w:r>
-      <w:bookmarkStart w:id="76" w:name="_Toc450305359"/>
-      <w:bookmarkStart w:id="77" w:name="_Toc425349828"/>
+      <w:bookmarkStart w:id="76" w:name="_Toc527705187"/>
+      <w:bookmarkStart w:id="77" w:name="_Toc475542651"/>
       <w:bookmarkStart w:id="78" w:name="_Toc422324324"/>
-      <w:bookmarkStart w:id="79" w:name="_Toc475542651"/>
-      <w:bookmarkStart w:id="80" w:name="_Toc527705187"/>
+      <w:bookmarkStart w:id="79" w:name="_Toc425349828"/>
+      <w:bookmarkStart w:id="80" w:name="_Toc450305359"/>
       <w:r>
         <w:t>Customer</w:t>
       </w:r>
@@ -18202,15 +17970,20 @@
       </w:r>
       <w:r>
         <w:t>upport</w:t>
+      </w:r>
+      <w:bookmarkEnd w:id="78"/>
+      <w:bookmarkEnd w:id="79"/>
+      <w:bookmarkEnd w:id="80"/>
+      <w:r>
+        <w:t xml:space="preserve"> from </w:t>
+      </w:r>
+      <w:proofErr w:type="spellStart"/>
+      <w:r>
+        <w:t>Quarch</w:t>
       </w:r>
       <w:bookmarkEnd w:id="76"/>
       <w:bookmarkEnd w:id="77"/>
-      <w:bookmarkEnd w:id="78"/>
-      <w:r>
-        <w:t xml:space="preserve"> from Quarch</w:t>
-      </w:r>
-      <w:bookmarkEnd w:id="79"/>
-      <w:bookmarkEnd w:id="80"/>
+      <w:proofErr w:type="spellEnd"/>
     </w:p>
     <w:p>
       <w:r>
@@ -18310,7 +18083,15 @@
       <w:bookmarkStart w:id="81" w:name="_Toc475542652"/>
       <w:bookmarkStart w:id="82" w:name="_Toc527705188"/>
       <w:r>
-        <w:t>Access support from the Quarch website</w:t>
+        <w:t xml:space="preserve">Access support from the </w:t>
+      </w:r>
+      <w:proofErr w:type="spellStart"/>
+      <w:r>
+        <w:t>Quarch</w:t>
+      </w:r>
+      <w:proofErr w:type="spellEnd"/>
+      <w:r>
+        <w:t xml:space="preserve"> website</w:t>
       </w:r>
       <w:bookmarkEnd w:id="81"/>
       <w:bookmarkEnd w:id="82"/>
@@ -18334,7 +18115,15 @@
         <w:t>places to visit on</w:t>
       </w:r>
       <w:r>
-        <w:t xml:space="preserve"> the Quarch website</w:t>
+        <w:t xml:space="preserve"> the </w:t>
+      </w:r>
+      <w:proofErr w:type="spellStart"/>
+      <w:r>
+        <w:t>Quarch</w:t>
+      </w:r>
+      <w:proofErr w:type="spellEnd"/>
+      <w:r>
+        <w:t xml:space="preserve"> website</w:t>
       </w:r>
     </w:p>
     <w:p>
@@ -18345,7 +18134,15 @@
         <w:t>R</w:t>
       </w:r>
       <w:r>
-        <w:t>egister your Quarch product</w:t>
+        <w:t xml:space="preserve">egister your </w:t>
+      </w:r>
+      <w:proofErr w:type="spellStart"/>
+      <w:r>
+        <w:t>Quarch</w:t>
+      </w:r>
+      <w:proofErr w:type="spellEnd"/>
+      <w:r>
+        <w:t xml:space="preserve"> product</w:t>
       </w:r>
       <w:r>
         <w:t xml:space="preserve"> to confirm your </w:t>
@@ -18373,7 +18170,15 @@
         <w:pStyle w:val="QBulletlist"/>
       </w:pPr>
       <w:r>
-        <w:t xml:space="preserve">Download a wide range of documentation, free applications and drivers to help you make the best possible use of your Quarch tools: </w:t>
+        <w:t xml:space="preserve">Download a wide range of documentation, free applications and drivers to help you make the best possible use of your </w:t>
+      </w:r>
+      <w:proofErr w:type="spellStart"/>
+      <w:r>
+        <w:t>Quarch</w:t>
+      </w:r>
+      <w:proofErr w:type="spellEnd"/>
+      <w:r>
+        <w:t xml:space="preserve"> tools: </w:t>
       </w:r>
       <w:hyperlink r:id="rId16" w:history="1">
         <w:r>
@@ -18392,7 +18197,21 @@
         <w:rPr>
           <w:rStyle w:val="Hyperlink"/>
         </w:rPr>
-        <w:t>the Quarch support forum (</w:t>
+        <w:t xml:space="preserve">the </w:t>
+      </w:r>
+      <w:proofErr w:type="spellStart"/>
+      <w:r>
+        <w:rPr>
+          <w:rStyle w:val="Hyperlink"/>
+        </w:rPr>
+        <w:t>Quarch</w:t>
+      </w:r>
+      <w:proofErr w:type="spellEnd"/>
+      <w:r>
+        <w:rPr>
+          <w:rStyle w:val="Hyperlink"/>
+        </w:rPr>
+        <w:t xml:space="preserve"> support forum (</w:t>
       </w:r>
       <w:hyperlink r:id="rId17" w:history="1">
         <w:r>
@@ -18440,7 +18259,23 @@
         </w:rPr>
       </w:pPr>
       <w:r>
-        <w:t xml:space="preserve">Sign up for Quarch Technical Updates to get the most out of your Quarch products. Updates are published approximately once a quarter and include news about the latest features, tools, application notes and software updates. See </w:t>
+        <w:t xml:space="preserve">Sign up for </w:t>
+      </w:r>
+      <w:proofErr w:type="spellStart"/>
+      <w:r>
+        <w:t>Quarch</w:t>
+      </w:r>
+      <w:proofErr w:type="spellEnd"/>
+      <w:r>
+        <w:t xml:space="preserve"> Technical Updates to get the most out of your </w:t>
+      </w:r>
+      <w:proofErr w:type="spellStart"/>
+      <w:r>
+        <w:t>Quarch</w:t>
+      </w:r>
+      <w:proofErr w:type="spellEnd"/>
+      <w:r>
+        <w:t xml:space="preserve"> products. Updates are published approximately once a quarter and include news about the latest features, tools, application notes and software updates. See </w:t>
       </w:r>
       <w:hyperlink r:id="rId18" w:history="1">
         <w:r>
@@ -18473,7 +18308,7 @@
 </file>
 
 <file path=word/endnotes.xml><?xml version="1.0" encoding="utf-8"?>
-<w:endnotes xmlns:wpc="http://schemas.microsoft.com/office/word/2010/wordprocessingCanvas" xmlns:cx="http://schemas.microsoft.com/office/drawing/2014/chartex" xmlns:cx1="http://schemas.microsoft.com/office/drawing/2015/9/8/chartex" xmlns:cx2="http://schemas.microsoft.com/office/drawing/2015/10/21/chartex" xmlns:cx3="http://schemas.microsoft.com/office/drawing/2016/5/9/chartex" xmlns:cx4="http://schemas.microsoft.com/office/drawing/2016/5/10/chartex" xmlns:cx5="http://schemas.microsoft.com/office/drawing/2016/5/11/chartex" xmlns:cx6="http://schemas.microsoft.com/office/drawing/2016/5/12/chartex" xmlns:cx7="http://schemas.microsoft.com/office/drawing/2016/5/13/chartex" xmlns:cx8="http://schemas.microsoft.com/office/drawing/2016/5/14/chartex" xmlns:mc="http://schemas.openxmlformats.org/markup-compatibility/2006" xmlns:aink="http://schemas.microsoft.com/office/drawing/2016/ink" xmlns:am3d="http://schemas.microsoft.com/office/drawing/2017/model3d" xmlns:o="urn:schemas-microsoft-com:office:office" xmlns:r="http://schemas.openxmlformats.org/officeDocument/2006/relationships" xmlns:m="http://schemas.openxmlformats.org/officeDocument/2006/math" xmlns:v="urn:schemas-microsoft-com:vml" xmlns:wp14="http://schemas.microsoft.com/office/word/2010/wordprocessingDrawing" xmlns:wp="http://schemas.openxmlformats.org/drawingml/2006/wordprocessingDrawing" xmlns:w10="urn:schemas-microsoft-com:office:word" xmlns:w="http://schemas.openxmlformats.org/wordprocessingml/2006/main" xmlns:w14="http://schemas.microsoft.com/office/word/2010/wordml" xmlns:w15="http://schemas.microsoft.com/office/word/2012/wordml" xmlns:w16cex="http://schemas.microsoft.com/office/word/2018/wordml/cex" xmlns:w16cid="http://schemas.microsoft.com/office/word/2016/wordml/cid" xmlns:w16="http://schemas.microsoft.com/office/word/2018/wordml" xmlns:w16sdtdh="http://schemas.microsoft.com/office/word/2020/wordml/sdtdatahash" xmlns:w16se="http://schemas.microsoft.com/office/word/2015/wordml/symex" xmlns:wpg="http://schemas.microsoft.com/office/word/2010/wordprocessingGroup" xmlns:wpi="http://schemas.microsoft.com/office/word/2010/wordprocessingInk" xmlns:wne="http://schemas.microsoft.com/office/word/2006/wordml" xmlns:wps="http://schemas.microsoft.com/office/word/2010/wordprocessingShape" mc:Ignorable="w14 w15 w16se w16cid w16 w16cex w16sdtdh wp14">
+<w:endnotes xmlns:wpc="http://schemas.microsoft.com/office/word/2010/wordprocessingCanvas" xmlns:cx="http://schemas.microsoft.com/office/drawing/2014/chartex" xmlns:cx1="http://schemas.microsoft.com/office/drawing/2015/9/8/chartex" xmlns:cx2="http://schemas.microsoft.com/office/drawing/2015/10/21/chartex" xmlns:cx3="http://schemas.microsoft.com/office/drawing/2016/5/9/chartex" xmlns:cx4="http://schemas.microsoft.com/office/drawing/2016/5/10/chartex" xmlns:cx5="http://schemas.microsoft.com/office/drawing/2016/5/11/chartex" xmlns:cx6="http://schemas.microsoft.com/office/drawing/2016/5/12/chartex" xmlns:cx7="http://schemas.microsoft.com/office/drawing/2016/5/13/chartex" xmlns:cx8="http://schemas.microsoft.com/office/drawing/2016/5/14/chartex" xmlns:mc="http://schemas.openxmlformats.org/markup-compatibility/2006" xmlns:aink="http://schemas.microsoft.com/office/drawing/2016/ink" xmlns:am3d="http://schemas.microsoft.com/office/drawing/2017/model3d" xmlns:o="urn:schemas-microsoft-com:office:office" xmlns:oel="http://schemas.microsoft.com/office/2019/extlst" xmlns:r="http://schemas.openxmlformats.org/officeDocument/2006/relationships" xmlns:m="http://schemas.openxmlformats.org/officeDocument/2006/math" xmlns:v="urn:schemas-microsoft-com:vml" xmlns:wp14="http://schemas.microsoft.com/office/word/2010/wordprocessingDrawing" xmlns:wp="http://schemas.openxmlformats.org/drawingml/2006/wordprocessingDrawing" xmlns:w10="urn:schemas-microsoft-com:office:word" xmlns:w="http://schemas.openxmlformats.org/wordprocessingml/2006/main" xmlns:w14="http://schemas.microsoft.com/office/word/2010/wordml" xmlns:w15="http://schemas.microsoft.com/office/word/2012/wordml" xmlns:w16cex="http://schemas.microsoft.com/office/word/2018/wordml/cex" xmlns:w16cid="http://schemas.microsoft.com/office/word/2016/wordml/cid" xmlns:w16="http://schemas.microsoft.com/office/word/2018/wordml" xmlns:w16du="http://schemas.microsoft.com/office/word/2023/wordml/word16du" xmlns:w16sdtdh="http://schemas.microsoft.com/office/word/2020/wordml/sdtdatahash" xmlns:w16sdtfl="http://schemas.microsoft.com/office/word/2024/wordml/sdtformatlock" xmlns:w16se="http://schemas.microsoft.com/office/word/2015/wordml/symex" xmlns:wpg="http://schemas.microsoft.com/office/word/2010/wordprocessingGroup" xmlns:wpi="http://schemas.microsoft.com/office/word/2010/wordprocessingInk" xmlns:wne="http://schemas.microsoft.com/office/word/2006/wordml" xmlns:wps="http://schemas.microsoft.com/office/word/2010/wordprocessingShape" mc:Ignorable="w14 w15 w16se w16cid w16 w16cex w16sdtdh w16sdtfl w16du wp14">
   <w:endnote w:type="separator" w:id="-1">
     <w:p>
       <w:r>
@@ -18499,7 +18334,7 @@
 </file>
 
 <file path=word/footer1.xml><?xml version="1.0" encoding="utf-8"?>
-<w:ftr xmlns:wpc="http://schemas.microsoft.com/office/word/2010/wordprocessingCanvas" xmlns:cx="http://schemas.microsoft.com/office/drawing/2014/chartex" xmlns:cx1="http://schemas.microsoft.com/office/drawing/2015/9/8/chartex" xmlns:cx2="http://schemas.microsoft.com/office/drawing/2015/10/21/chartex" xmlns:cx3="http://schemas.microsoft.com/office/drawing/2016/5/9/chartex" xmlns:cx4="http://schemas.microsoft.com/office/drawing/2016/5/10/chartex" xmlns:cx5="http://schemas.microsoft.com/office/drawing/2016/5/11/chartex" xmlns:cx6="http://schemas.microsoft.com/office/drawing/2016/5/12/chartex" xmlns:cx7="http://schemas.microsoft.com/office/drawing/2016/5/13/chartex" xmlns:cx8="http://schemas.microsoft.com/office/drawing/2016/5/14/chartex" xmlns:mc="http://schemas.openxmlformats.org/markup-compatibility/2006" xmlns:aink="http://schemas.microsoft.com/office/drawing/2016/ink" xmlns:am3d="http://schemas.microsoft.com/office/drawing/2017/model3d" xmlns:o="urn:schemas-microsoft-com:office:office" xmlns:r="http://schemas.openxmlformats.org/officeDocument/2006/relationships" xmlns:m="http://schemas.openxmlformats.org/officeDocument/2006/math" xmlns:v="urn:schemas-microsoft-com:vml" xmlns:wp14="http://schemas.microsoft.com/office/word/2010/wordprocessingDrawing" xmlns:wp="http://schemas.openxmlformats.org/drawingml/2006/wordprocessingDrawing" xmlns:w10="urn:schemas-microsoft-com:office:word" xmlns:w="http://schemas.openxmlformats.org/wordprocessingml/2006/main" xmlns:w14="http://schemas.microsoft.com/office/word/2010/wordml" xmlns:w15="http://schemas.microsoft.com/office/word/2012/wordml" xmlns:w16cex="http://schemas.microsoft.com/office/word/2018/wordml/cex" xmlns:w16cid="http://schemas.microsoft.com/office/word/2016/wordml/cid" xmlns:w16="http://schemas.microsoft.com/office/word/2018/wordml" xmlns:w16sdtdh="http://schemas.microsoft.com/office/word/2020/wordml/sdtdatahash" xmlns:w16se="http://schemas.microsoft.com/office/word/2015/wordml/symex" xmlns:wpg="http://schemas.microsoft.com/office/word/2010/wordprocessingGroup" xmlns:wpi="http://schemas.microsoft.com/office/word/2010/wordprocessingInk" xmlns:wne="http://schemas.microsoft.com/office/word/2006/wordml" xmlns:wps="http://schemas.microsoft.com/office/word/2010/wordprocessingShape" mc:Ignorable="w14 w15 w16se w16cid w16 w16cex w16sdtdh wp14">
+<w:ftr xmlns:wpc="http://schemas.microsoft.com/office/word/2010/wordprocessingCanvas" xmlns:cx="http://schemas.microsoft.com/office/drawing/2014/chartex" xmlns:cx1="http://schemas.microsoft.com/office/drawing/2015/9/8/chartex" xmlns:cx2="http://schemas.microsoft.com/office/drawing/2015/10/21/chartex" xmlns:cx3="http://schemas.microsoft.com/office/drawing/2016/5/9/chartex" xmlns:cx4="http://schemas.microsoft.com/office/drawing/2016/5/10/chartex" xmlns:cx5="http://schemas.microsoft.com/office/drawing/2016/5/11/chartex" xmlns:cx6="http://schemas.microsoft.com/office/drawing/2016/5/12/chartex" xmlns:cx7="http://schemas.microsoft.com/office/drawing/2016/5/13/chartex" xmlns:cx8="http://schemas.microsoft.com/office/drawing/2016/5/14/chartex" xmlns:mc="http://schemas.openxmlformats.org/markup-compatibility/2006" xmlns:aink="http://schemas.microsoft.com/office/drawing/2016/ink" xmlns:am3d="http://schemas.microsoft.com/office/drawing/2017/model3d" xmlns:o="urn:schemas-microsoft-com:office:office" xmlns:oel="http://schemas.microsoft.com/office/2019/extlst" xmlns:r="http://schemas.openxmlformats.org/officeDocument/2006/relationships" xmlns:m="http://schemas.openxmlformats.org/officeDocument/2006/math" xmlns:v="urn:schemas-microsoft-com:vml" xmlns:wp14="http://schemas.microsoft.com/office/word/2010/wordprocessingDrawing" xmlns:wp="http://schemas.openxmlformats.org/drawingml/2006/wordprocessingDrawing" xmlns:w10="urn:schemas-microsoft-com:office:word" xmlns:w="http://schemas.openxmlformats.org/wordprocessingml/2006/main" xmlns:w14="http://schemas.microsoft.com/office/word/2010/wordml" xmlns:w15="http://schemas.microsoft.com/office/word/2012/wordml" xmlns:w16cex="http://schemas.microsoft.com/office/word/2018/wordml/cex" xmlns:w16cid="http://schemas.microsoft.com/office/word/2016/wordml/cid" xmlns:w16="http://schemas.microsoft.com/office/word/2018/wordml" xmlns:w16du="http://schemas.microsoft.com/office/word/2023/wordml/word16du" xmlns:w16sdtdh="http://schemas.microsoft.com/office/word/2020/wordml/sdtdatahash" xmlns:w16sdtfl="http://schemas.microsoft.com/office/word/2024/wordml/sdtformatlock" xmlns:w16se="http://schemas.microsoft.com/office/word/2015/wordml/symex" xmlns:wpg="http://schemas.microsoft.com/office/word/2010/wordprocessingGroup" xmlns:wpi="http://schemas.microsoft.com/office/word/2010/wordprocessingInk" xmlns:wne="http://schemas.microsoft.com/office/word/2006/wordml" xmlns:wps="http://schemas.microsoft.com/office/word/2010/wordprocessingShape" mc:Ignorable="w14 w15 w16se w16cid w16 w16cex w16sdtdh w16sdtfl w16du wp14">
   <w:p>
     <w:pPr>
       <w:pStyle w:val="Footer"/>
@@ -18514,7 +18349,15 @@
       <w:t>©</w:t>
     </w:r>
     <w:r>
-      <w:t xml:space="preserve"> Quarch Technology</w:t>
+      <w:t xml:space="preserve"> </w:t>
+    </w:r>
+    <w:proofErr w:type="spellStart"/>
+    <w:r>
+      <w:t>Quarch</w:t>
+    </w:r>
+    <w:proofErr w:type="spellEnd"/>
+    <w:r>
+      <w:t xml:space="preserve"> Technology</w:t>
     </w:r>
     <w:r>
       <w:t xml:space="preserve"> 2018</w:t>
@@ -18573,7 +18416,7 @@
 </file>
 
 <file path=word/footnotes.xml><?xml version="1.0" encoding="utf-8"?>
-<w:footnotes xmlns:wpc="http://schemas.microsoft.com/office/word/2010/wordprocessingCanvas" xmlns:cx="http://schemas.microsoft.com/office/drawing/2014/chartex" xmlns:cx1="http://schemas.microsoft.com/office/drawing/2015/9/8/chartex" xmlns:cx2="http://schemas.microsoft.com/office/drawing/2015/10/21/chartex" xmlns:cx3="http://schemas.microsoft.com/office/drawing/2016/5/9/chartex" xmlns:cx4="http://schemas.microsoft.com/office/drawing/2016/5/10/chartex" xmlns:cx5="http://schemas.microsoft.com/office/drawing/2016/5/11/chartex" xmlns:cx6="http://schemas.microsoft.com/office/drawing/2016/5/12/chartex" xmlns:cx7="http://schemas.microsoft.com/office/drawing/2016/5/13/chartex" xmlns:cx8="http://schemas.microsoft.com/office/drawing/2016/5/14/chartex" xmlns:mc="http://schemas.openxmlformats.org/markup-compatibility/2006" xmlns:aink="http://schemas.microsoft.com/office/drawing/2016/ink" xmlns:am3d="http://schemas.microsoft.com/office/drawing/2017/model3d" xmlns:o="urn:schemas-microsoft-com:office:office" xmlns:r="http://schemas.openxmlformats.org/officeDocument/2006/relationships" xmlns:m="http://schemas.openxmlformats.org/officeDocument/2006/math" xmlns:v="urn:schemas-microsoft-com:vml" xmlns:wp14="http://schemas.microsoft.com/office/word/2010/wordprocessingDrawing" xmlns:wp="http://schemas.openxmlformats.org/drawingml/2006/wordprocessingDrawing" xmlns:w10="urn:schemas-microsoft-com:office:word" xmlns:w="http://schemas.openxmlformats.org/wordprocessingml/2006/main" xmlns:w14="http://schemas.microsoft.com/office/word/2010/wordml" xmlns:w15="http://schemas.microsoft.com/office/word/2012/wordml" xmlns:w16cex="http://schemas.microsoft.com/office/word/2018/wordml/cex" xmlns:w16cid="http://schemas.microsoft.com/office/word/2016/wordml/cid" xmlns:w16="http://schemas.microsoft.com/office/word/2018/wordml" xmlns:w16sdtdh="http://schemas.microsoft.com/office/word/2020/wordml/sdtdatahash" xmlns:w16se="http://schemas.microsoft.com/office/word/2015/wordml/symex" xmlns:wpg="http://schemas.microsoft.com/office/word/2010/wordprocessingGroup" xmlns:wpi="http://schemas.microsoft.com/office/word/2010/wordprocessingInk" xmlns:wne="http://schemas.microsoft.com/office/word/2006/wordml" xmlns:wps="http://schemas.microsoft.com/office/word/2010/wordprocessingShape" mc:Ignorable="w14 w15 w16se w16cid w16 w16cex w16sdtdh wp14">
+<w:footnotes xmlns:wpc="http://schemas.microsoft.com/office/word/2010/wordprocessingCanvas" xmlns:cx="http://schemas.microsoft.com/office/drawing/2014/chartex" xmlns:cx1="http://schemas.microsoft.com/office/drawing/2015/9/8/chartex" xmlns:cx2="http://schemas.microsoft.com/office/drawing/2015/10/21/chartex" xmlns:cx3="http://schemas.microsoft.com/office/drawing/2016/5/9/chartex" xmlns:cx4="http://schemas.microsoft.com/office/drawing/2016/5/10/chartex" xmlns:cx5="http://schemas.microsoft.com/office/drawing/2016/5/11/chartex" xmlns:cx6="http://schemas.microsoft.com/office/drawing/2016/5/12/chartex" xmlns:cx7="http://schemas.microsoft.com/office/drawing/2016/5/13/chartex" xmlns:cx8="http://schemas.microsoft.com/office/drawing/2016/5/14/chartex" xmlns:mc="http://schemas.openxmlformats.org/markup-compatibility/2006" xmlns:aink="http://schemas.microsoft.com/office/drawing/2016/ink" xmlns:am3d="http://schemas.microsoft.com/office/drawing/2017/model3d" xmlns:o="urn:schemas-microsoft-com:office:office" xmlns:oel="http://schemas.microsoft.com/office/2019/extlst" xmlns:r="http://schemas.openxmlformats.org/officeDocument/2006/relationships" xmlns:m="http://schemas.openxmlformats.org/officeDocument/2006/math" xmlns:v="urn:schemas-microsoft-com:vml" xmlns:wp14="http://schemas.microsoft.com/office/word/2010/wordprocessingDrawing" xmlns:wp="http://schemas.openxmlformats.org/drawingml/2006/wordprocessingDrawing" xmlns:w10="urn:schemas-microsoft-com:office:word" xmlns:w="http://schemas.openxmlformats.org/wordprocessingml/2006/main" xmlns:w14="http://schemas.microsoft.com/office/word/2010/wordml" xmlns:w15="http://schemas.microsoft.com/office/word/2012/wordml" xmlns:w16cex="http://schemas.microsoft.com/office/word/2018/wordml/cex" xmlns:w16cid="http://schemas.microsoft.com/office/word/2016/wordml/cid" xmlns:w16="http://schemas.microsoft.com/office/word/2018/wordml" xmlns:w16du="http://schemas.microsoft.com/office/word/2023/wordml/word16du" xmlns:w16sdtdh="http://schemas.microsoft.com/office/word/2020/wordml/sdtdatahash" xmlns:w16sdtfl="http://schemas.microsoft.com/office/word/2024/wordml/sdtformatlock" xmlns:w16se="http://schemas.microsoft.com/office/word/2015/wordml/symex" xmlns:wpg="http://schemas.microsoft.com/office/word/2010/wordprocessingGroup" xmlns:wpi="http://schemas.microsoft.com/office/word/2010/wordprocessingInk" xmlns:wne="http://schemas.microsoft.com/office/word/2006/wordml" xmlns:wps="http://schemas.microsoft.com/office/word/2010/wordprocessingShape" mc:Ignorable="w14 w15 w16se w16cid w16 w16cex w16sdtdh w16sdtfl w16du wp14">
   <w:footnote w:type="separator" w:id="-1">
     <w:p>
       <w:r>
@@ -18599,7 +18442,7 @@
 </file>
 
 <file path=word/header1.xml><?xml version="1.0" encoding="utf-8"?>
-<w:hdr xmlns:wpc="http://schemas.microsoft.com/office/word/2010/wordprocessingCanvas" xmlns:cx="http://schemas.microsoft.com/office/drawing/2014/chartex" xmlns:cx1="http://schemas.microsoft.com/office/drawing/2015/9/8/chartex" xmlns:cx2="http://schemas.microsoft.com/office/drawing/2015/10/21/chartex" xmlns:cx3="http://schemas.microsoft.com/office/drawing/2016/5/9/chartex" xmlns:cx4="http://schemas.microsoft.com/office/drawing/2016/5/10/chartex" xmlns:cx5="http://schemas.microsoft.com/office/drawing/2016/5/11/chartex" xmlns:cx6="http://schemas.microsoft.com/office/drawing/2016/5/12/chartex" xmlns:cx7="http://schemas.microsoft.com/office/drawing/2016/5/13/chartex" xmlns:cx8="http://schemas.microsoft.com/office/drawing/2016/5/14/chartex" xmlns:mc="http://schemas.openxmlformats.org/markup-compatibility/2006" xmlns:aink="http://schemas.microsoft.com/office/drawing/2016/ink" xmlns:am3d="http://schemas.microsoft.com/office/drawing/2017/model3d" xmlns:o="urn:schemas-microsoft-com:office:office" xmlns:r="http://schemas.openxmlformats.org/officeDocument/2006/relationships" xmlns:m="http://schemas.openxmlformats.org/officeDocument/2006/math" xmlns:v="urn:schemas-microsoft-com:vml" xmlns:wp14="http://schemas.microsoft.com/office/word/2010/wordprocessingDrawing" xmlns:wp="http://schemas.openxmlformats.org/drawingml/2006/wordprocessingDrawing" xmlns:w10="urn:schemas-microsoft-com:office:word" xmlns:w="http://schemas.openxmlformats.org/wordprocessingml/2006/main" xmlns:w14="http://schemas.microsoft.com/office/word/2010/wordml" xmlns:w15="http://schemas.microsoft.com/office/word/2012/wordml" xmlns:w16cex="http://schemas.microsoft.com/office/word/2018/wordml/cex" xmlns:w16cid="http://schemas.microsoft.com/office/word/2016/wordml/cid" xmlns:w16="http://schemas.microsoft.com/office/word/2018/wordml" xmlns:w16sdtdh="http://schemas.microsoft.com/office/word/2020/wordml/sdtdatahash" xmlns:w16se="http://schemas.microsoft.com/office/word/2015/wordml/symex" xmlns:wpg="http://schemas.microsoft.com/office/word/2010/wordprocessingGroup" xmlns:wpi="http://schemas.microsoft.com/office/word/2010/wordprocessingInk" xmlns:wne="http://schemas.microsoft.com/office/word/2006/wordml" xmlns:wps="http://schemas.microsoft.com/office/word/2010/wordprocessingShape" mc:Ignorable="w14 w15 w16se w16cid w16 w16cex w16sdtdh wp14">
+<w:hdr xmlns:wpc="http://schemas.microsoft.com/office/word/2010/wordprocessingCanvas" xmlns:cx="http://schemas.microsoft.com/office/drawing/2014/chartex" xmlns:cx1="http://schemas.microsoft.com/office/drawing/2015/9/8/chartex" xmlns:cx2="http://schemas.microsoft.com/office/drawing/2015/10/21/chartex" xmlns:cx3="http://schemas.microsoft.com/office/drawing/2016/5/9/chartex" xmlns:cx4="http://schemas.microsoft.com/office/drawing/2016/5/10/chartex" xmlns:cx5="http://schemas.microsoft.com/office/drawing/2016/5/11/chartex" xmlns:cx6="http://schemas.microsoft.com/office/drawing/2016/5/12/chartex" xmlns:cx7="http://schemas.microsoft.com/office/drawing/2016/5/13/chartex" xmlns:cx8="http://schemas.microsoft.com/office/drawing/2016/5/14/chartex" xmlns:mc="http://schemas.openxmlformats.org/markup-compatibility/2006" xmlns:aink="http://schemas.microsoft.com/office/drawing/2016/ink" xmlns:am3d="http://schemas.microsoft.com/office/drawing/2017/model3d" xmlns:o="urn:schemas-microsoft-com:office:office" xmlns:oel="http://schemas.microsoft.com/office/2019/extlst" xmlns:r="http://schemas.openxmlformats.org/officeDocument/2006/relationships" xmlns:m="http://schemas.openxmlformats.org/officeDocument/2006/math" xmlns:v="urn:schemas-microsoft-com:vml" xmlns:wp14="http://schemas.microsoft.com/office/word/2010/wordprocessingDrawing" xmlns:wp="http://schemas.openxmlformats.org/drawingml/2006/wordprocessingDrawing" xmlns:w10="urn:schemas-microsoft-com:office:word" xmlns:w="http://schemas.openxmlformats.org/wordprocessingml/2006/main" xmlns:w14="http://schemas.microsoft.com/office/word/2010/wordml" xmlns:w15="http://schemas.microsoft.com/office/word/2012/wordml" xmlns:w16cex="http://schemas.microsoft.com/office/word/2018/wordml/cex" xmlns:w16cid="http://schemas.microsoft.com/office/word/2016/wordml/cid" xmlns:w16="http://schemas.microsoft.com/office/word/2018/wordml" xmlns:w16du="http://schemas.microsoft.com/office/word/2023/wordml/word16du" xmlns:w16sdtdh="http://schemas.microsoft.com/office/word/2020/wordml/sdtdatahash" xmlns:w16sdtfl="http://schemas.microsoft.com/office/word/2024/wordml/sdtformatlock" xmlns:w16se="http://schemas.microsoft.com/office/word/2015/wordml/symex" xmlns:wpg="http://schemas.microsoft.com/office/word/2010/wordprocessingGroup" xmlns:wpi="http://schemas.microsoft.com/office/word/2010/wordprocessingInk" xmlns:wne="http://schemas.microsoft.com/office/word/2006/wordml" xmlns:wps="http://schemas.microsoft.com/office/word/2010/wordprocessingShape" mc:Ignorable="w14 w15 w16se w16cid w16 w16cex w16sdtdh w16sdtfl w16du wp14">
   <w:p>
     <w:pPr>
       <w:pStyle w:val="Header"/>
@@ -18686,7 +18529,7 @@
 </file>
 
 <file path=word/numbering.xml><?xml version="1.0" encoding="utf-8"?>
-<w:numbering xmlns:wpc="http://schemas.microsoft.com/office/word/2010/wordprocessingCanvas" xmlns:cx="http://schemas.microsoft.com/office/drawing/2014/chartex" xmlns:cx1="http://schemas.microsoft.com/office/drawing/2015/9/8/chartex" xmlns:cx2="http://schemas.microsoft.com/office/drawing/2015/10/21/chartex" xmlns:cx3="http://schemas.microsoft.com/office/drawing/2016/5/9/chartex" xmlns:cx4="http://schemas.microsoft.com/office/drawing/2016/5/10/chartex" xmlns:cx5="http://schemas.microsoft.com/office/drawing/2016/5/11/chartex" xmlns:cx6="http://schemas.microsoft.com/office/drawing/2016/5/12/chartex" xmlns:cx7="http://schemas.microsoft.com/office/drawing/2016/5/13/chartex" xmlns:cx8="http://schemas.microsoft.com/office/drawing/2016/5/14/chartex" xmlns:mc="http://schemas.openxmlformats.org/markup-compatibility/2006" xmlns:aink="http://schemas.microsoft.com/office/drawing/2016/ink" xmlns:am3d="http://schemas.microsoft.com/office/drawing/2017/model3d" xmlns:o="urn:schemas-microsoft-com:office:office" xmlns:r="http://schemas.openxmlformats.org/officeDocument/2006/relationships" xmlns:m="http://schemas.openxmlformats.org/officeDocument/2006/math" xmlns:v="urn:schemas-microsoft-com:vml" xmlns:wp14="http://schemas.microsoft.com/office/word/2010/wordprocessingDrawing" xmlns:wp="http://schemas.openxmlformats.org/drawingml/2006/wordprocessingDrawing" xmlns:w10="urn:schemas-microsoft-com:office:word" xmlns:w="http://schemas.openxmlformats.org/wordprocessingml/2006/main" xmlns:w14="http://schemas.microsoft.com/office/word/2010/wordml" xmlns:w15="http://schemas.microsoft.com/office/word/2012/wordml" xmlns:w16cex="http://schemas.microsoft.com/office/word/2018/wordml/cex" xmlns:w16cid="http://schemas.microsoft.com/office/word/2016/wordml/cid" xmlns:w16="http://schemas.microsoft.com/office/word/2018/wordml" xmlns:w16sdtdh="http://schemas.microsoft.com/office/word/2020/wordml/sdtdatahash" xmlns:w16se="http://schemas.microsoft.com/office/word/2015/wordml/symex" xmlns:wpg="http://schemas.microsoft.com/office/word/2010/wordprocessingGroup" xmlns:wpi="http://schemas.microsoft.com/office/word/2010/wordprocessingInk" xmlns:wne="http://schemas.microsoft.com/office/word/2006/wordml" xmlns:wps="http://schemas.microsoft.com/office/word/2010/wordprocessingShape" mc:Ignorable="w14 w15 w16se w16cid w16 w16cex w16sdtdh wp14">
+<w:numbering xmlns:wpc="http://schemas.microsoft.com/office/word/2010/wordprocessingCanvas" xmlns:cx="http://schemas.microsoft.com/office/drawing/2014/chartex" xmlns:cx1="http://schemas.microsoft.com/office/drawing/2015/9/8/chartex" xmlns:cx2="http://schemas.microsoft.com/office/drawing/2015/10/21/chartex" xmlns:cx3="http://schemas.microsoft.com/office/drawing/2016/5/9/chartex" xmlns:cx4="http://schemas.microsoft.com/office/drawing/2016/5/10/chartex" xmlns:cx5="http://schemas.microsoft.com/office/drawing/2016/5/11/chartex" xmlns:cx6="http://schemas.microsoft.com/office/drawing/2016/5/12/chartex" xmlns:cx7="http://schemas.microsoft.com/office/drawing/2016/5/13/chartex" xmlns:cx8="http://schemas.microsoft.com/office/drawing/2016/5/14/chartex" xmlns:mc="http://schemas.openxmlformats.org/markup-compatibility/2006" xmlns:aink="http://schemas.microsoft.com/office/drawing/2016/ink" xmlns:am3d="http://schemas.microsoft.com/office/drawing/2017/model3d" xmlns:o="urn:schemas-microsoft-com:office:office" xmlns:oel="http://schemas.microsoft.com/office/2019/extlst" xmlns:r="http://schemas.openxmlformats.org/officeDocument/2006/relationships" xmlns:m="http://schemas.openxmlformats.org/officeDocument/2006/math" xmlns:v="urn:schemas-microsoft-com:vml" xmlns:wp14="http://schemas.microsoft.com/office/word/2010/wordprocessingDrawing" xmlns:wp="http://schemas.openxmlformats.org/drawingml/2006/wordprocessingDrawing" xmlns:w10="urn:schemas-microsoft-com:office:word" xmlns:w="http://schemas.openxmlformats.org/wordprocessingml/2006/main" xmlns:w14="http://schemas.microsoft.com/office/word/2010/wordml" xmlns:w15="http://schemas.microsoft.com/office/word/2012/wordml" xmlns:w16cex="http://schemas.microsoft.com/office/word/2018/wordml/cex" xmlns:w16cid="http://schemas.microsoft.com/office/word/2016/wordml/cid" xmlns:w16="http://schemas.microsoft.com/office/word/2018/wordml" xmlns:w16du="http://schemas.microsoft.com/office/word/2023/wordml/word16du" xmlns:w16sdtdh="http://schemas.microsoft.com/office/word/2020/wordml/sdtdatahash" xmlns:w16sdtfl="http://schemas.microsoft.com/office/word/2024/wordml/sdtformatlock" xmlns:w16se="http://schemas.microsoft.com/office/word/2015/wordml/symex" xmlns:wpg="http://schemas.microsoft.com/office/word/2010/wordprocessingGroup" xmlns:wpi="http://schemas.microsoft.com/office/word/2010/wordprocessingInk" xmlns:wne="http://schemas.microsoft.com/office/word/2006/wordml" xmlns:wps="http://schemas.microsoft.com/office/word/2010/wordprocessingShape" mc:Ignorable="w14 w15 w16se w16cid w16 w16cex w16sdtdh w16sdtfl w16du wp14">
   <w:abstractNum w:abstractNumId="0" w15:restartNumberingAfterBreak="0">
     <w:nsid w:val="0BCF2D8D"/>
     <w:multiLevelType w:val="hybridMultilevel"/>
@@ -23480,10 +23323,10 @@
       </w:rPr>
     </w:lvl>
   </w:abstractNum>
-  <w:num w:numId="1">
+  <w:num w:numId="1" w16cid:durableId="716927705">
     <w:abstractNumId w:val="33"/>
   </w:num>
-  <w:num w:numId="2">
+  <w:num w:numId="2" w16cid:durableId="1229414757">
     <w:abstractNumId w:val="27"/>
     <w:lvlOverride w:ilvl="0"/>
     <w:lvlOverride w:ilvl="1"/>
@@ -23509,7 +23352,7 @@
       <w:startOverride w:val="1"/>
     </w:lvlOverride>
   </w:num>
-  <w:num w:numId="3">
+  <w:num w:numId="3" w16cid:durableId="635336829">
     <w:abstractNumId w:val="7"/>
     <w:lvlOverride w:ilvl="0"/>
     <w:lvlOverride w:ilvl="1">
@@ -23537,7 +23380,7 @@
       <w:startOverride w:val="1"/>
     </w:lvlOverride>
   </w:num>
-  <w:num w:numId="4">
+  <w:num w:numId="4" w16cid:durableId="286590687">
     <w:abstractNumId w:val="8"/>
     <w:lvlOverride w:ilvl="0"/>
     <w:lvlOverride w:ilvl="1">
@@ -23565,127 +23408,127 @@
       <w:startOverride w:val="1"/>
     </w:lvlOverride>
   </w:num>
-  <w:num w:numId="5">
+  <w:num w:numId="5" w16cid:durableId="228733365">
     <w:abstractNumId w:val="14"/>
   </w:num>
-  <w:num w:numId="6">
+  <w:num w:numId="6" w16cid:durableId="582689108">
     <w:abstractNumId w:val="25"/>
   </w:num>
-  <w:num w:numId="7">
+  <w:num w:numId="7" w16cid:durableId="868489681">
     <w:abstractNumId w:val="40"/>
   </w:num>
-  <w:num w:numId="8">
+  <w:num w:numId="8" w16cid:durableId="1254630391">
     <w:abstractNumId w:val="22"/>
   </w:num>
-  <w:num w:numId="9">
+  <w:num w:numId="9" w16cid:durableId="610018216">
     <w:abstractNumId w:val="7"/>
   </w:num>
-  <w:num w:numId="10">
+  <w:num w:numId="10" w16cid:durableId="2002729352">
     <w:abstractNumId w:val="27"/>
   </w:num>
-  <w:num w:numId="11">
+  <w:num w:numId="11" w16cid:durableId="743650246">
     <w:abstractNumId w:val="33"/>
   </w:num>
-  <w:num w:numId="12">
+  <w:num w:numId="12" w16cid:durableId="242185675">
     <w:abstractNumId w:val="3"/>
   </w:num>
-  <w:num w:numId="13">
+  <w:num w:numId="13" w16cid:durableId="511142547">
     <w:abstractNumId w:val="30"/>
   </w:num>
-  <w:num w:numId="14">
+  <w:num w:numId="14" w16cid:durableId="257061195">
     <w:abstractNumId w:val="2"/>
   </w:num>
-  <w:num w:numId="15">
+  <w:num w:numId="15" w16cid:durableId="190531103">
     <w:abstractNumId w:val="10"/>
   </w:num>
-  <w:num w:numId="16">
+  <w:num w:numId="16" w16cid:durableId="19472576">
     <w:abstractNumId w:val="6"/>
   </w:num>
-  <w:num w:numId="17">
+  <w:num w:numId="17" w16cid:durableId="1945309573">
     <w:abstractNumId w:val="16"/>
   </w:num>
-  <w:num w:numId="18">
+  <w:num w:numId="18" w16cid:durableId="1111709563">
     <w:abstractNumId w:val="0"/>
   </w:num>
-  <w:num w:numId="19">
+  <w:num w:numId="19" w16cid:durableId="440537218">
     <w:abstractNumId w:val="34"/>
   </w:num>
-  <w:num w:numId="20">
+  <w:num w:numId="20" w16cid:durableId="1621492693">
     <w:abstractNumId w:val="32"/>
   </w:num>
-  <w:num w:numId="21">
+  <w:num w:numId="21" w16cid:durableId="2068992700">
     <w:abstractNumId w:val="13"/>
   </w:num>
-  <w:num w:numId="22">
+  <w:num w:numId="22" w16cid:durableId="646396417">
     <w:abstractNumId w:val="24"/>
   </w:num>
-  <w:num w:numId="23">
+  <w:num w:numId="23" w16cid:durableId="1104181493">
     <w:abstractNumId w:val="17"/>
   </w:num>
-  <w:num w:numId="24">
+  <w:num w:numId="24" w16cid:durableId="1141069696">
     <w:abstractNumId w:val="11"/>
   </w:num>
-  <w:num w:numId="25">
+  <w:num w:numId="25" w16cid:durableId="546796394">
     <w:abstractNumId w:val="39"/>
   </w:num>
-  <w:num w:numId="26">
+  <w:num w:numId="26" w16cid:durableId="1176846816">
     <w:abstractNumId w:val="9"/>
   </w:num>
-  <w:num w:numId="27">
+  <w:num w:numId="27" w16cid:durableId="286621555">
     <w:abstractNumId w:val="41"/>
   </w:num>
-  <w:num w:numId="28">
+  <w:num w:numId="28" w16cid:durableId="339703981">
     <w:abstractNumId w:val="38"/>
   </w:num>
-  <w:num w:numId="29">
+  <w:num w:numId="29" w16cid:durableId="839470127">
     <w:abstractNumId w:val="26"/>
   </w:num>
-  <w:num w:numId="30">
+  <w:num w:numId="30" w16cid:durableId="1573662731">
     <w:abstractNumId w:val="18"/>
   </w:num>
-  <w:num w:numId="31">
+  <w:num w:numId="31" w16cid:durableId="754857253">
     <w:abstractNumId w:val="15"/>
   </w:num>
-  <w:num w:numId="32">
+  <w:num w:numId="32" w16cid:durableId="1851948420">
     <w:abstractNumId w:val="1"/>
   </w:num>
-  <w:num w:numId="33">
+  <w:num w:numId="33" w16cid:durableId="1856536088">
     <w:abstractNumId w:val="30"/>
   </w:num>
-  <w:num w:numId="34">
+  <w:num w:numId="34" w16cid:durableId="1742407640">
     <w:abstractNumId w:val="29"/>
   </w:num>
-  <w:num w:numId="35">
+  <w:num w:numId="35" w16cid:durableId="1204564860">
     <w:abstractNumId w:val="23"/>
   </w:num>
-  <w:num w:numId="36">
+  <w:num w:numId="36" w16cid:durableId="1121875987">
     <w:abstractNumId w:val="5"/>
   </w:num>
-  <w:num w:numId="37">
+  <w:num w:numId="37" w16cid:durableId="481895025">
     <w:abstractNumId w:val="12"/>
   </w:num>
-  <w:num w:numId="38">
+  <w:num w:numId="38" w16cid:durableId="2004770965">
     <w:abstractNumId w:val="31"/>
   </w:num>
-  <w:num w:numId="39">
+  <w:num w:numId="39" w16cid:durableId="714623685">
     <w:abstractNumId w:val="36"/>
   </w:num>
-  <w:num w:numId="40">
+  <w:num w:numId="40" w16cid:durableId="822352357">
     <w:abstractNumId w:val="37"/>
   </w:num>
-  <w:num w:numId="41">
+  <w:num w:numId="41" w16cid:durableId="108932522">
     <w:abstractNumId w:val="4"/>
   </w:num>
-  <w:num w:numId="42">
+  <w:num w:numId="42" w16cid:durableId="1142574671">
     <w:abstractNumId w:val="20"/>
   </w:num>
-  <w:num w:numId="43">
+  <w:num w:numId="43" w16cid:durableId="400718919">
     <w:abstractNumId w:val="35"/>
   </w:num>
-  <w:num w:numId="44">
+  <w:num w:numId="44" w16cid:durableId="34156733">
     <w:abstractNumId w:val="28"/>
   </w:num>
-  <w:num w:numId="45">
+  <w:num w:numId="45" w16cid:durableId="1159267394">
     <w:abstractNumId w:val="37"/>
     <w:lvlOverride w:ilvl="0">
       <w:lvl w:ilvl="0">
@@ -23825,10 +23668,10 @@
       </w:lvl>
     </w:lvlOverride>
   </w:num>
-  <w:num w:numId="46">
+  <w:num w:numId="46" w16cid:durableId="334261887">
     <w:abstractNumId w:val="21"/>
   </w:num>
-  <w:num w:numId="47">
+  <w:num w:numId="47" w16cid:durableId="1369988700">
     <w:abstractNumId w:val="37"/>
     <w:lvlOverride w:ilvl="0">
       <w:lvl w:ilvl="0">
@@ -23968,7 +23811,7 @@
       </w:lvl>
     </w:lvlOverride>
   </w:num>
-  <w:num w:numId="48">
+  <w:num w:numId="48" w16cid:durableId="1720475622">
     <w:abstractNumId w:val="37"/>
     <w:lvlOverride w:ilvl="0">
       <w:lvl w:ilvl="0">
@@ -24108,17 +23951,17 @@
       </w:lvl>
     </w:lvlOverride>
   </w:num>
-  <w:num w:numId="49">
+  <w:num w:numId="49" w16cid:durableId="2134474674">
     <w:abstractNumId w:val="19"/>
   </w:num>
-  <w:num w:numId="50">
+  <w:num w:numId="50" w16cid:durableId="1923100588">
     <w:abstractNumId w:val="19"/>
   </w:num>
 </w:numbering>
 </file>
 
 <file path=word/styles.xml><?xml version="1.0" encoding="utf-8"?>
-<w:styles xmlns:mc="http://schemas.openxmlformats.org/markup-compatibility/2006" xmlns:r="http://schemas.openxmlformats.org/officeDocument/2006/relationships" xmlns:w="http://schemas.openxmlformats.org/wordprocessingml/2006/main" xmlns:w14="http://schemas.microsoft.com/office/word/2010/wordml" xmlns:w15="http://schemas.microsoft.com/office/word/2012/wordml" xmlns:w16cex="http://schemas.microsoft.com/office/word/2018/wordml/cex" xmlns:w16cid="http://schemas.microsoft.com/office/word/2016/wordml/cid" xmlns:w16="http://schemas.microsoft.com/office/word/2018/wordml" xmlns:w16sdtdh="http://schemas.microsoft.com/office/word/2020/wordml/sdtdatahash" xmlns:w16se="http://schemas.microsoft.com/office/word/2015/wordml/symex" mc:Ignorable="w14 w15 w16se w16cid w16 w16cex w16sdtdh">
+<w:styles xmlns:mc="http://schemas.openxmlformats.org/markup-compatibility/2006" xmlns:r="http://schemas.openxmlformats.org/officeDocument/2006/relationships" xmlns:w="http://schemas.openxmlformats.org/wordprocessingml/2006/main" xmlns:w14="http://schemas.microsoft.com/office/word/2010/wordml" xmlns:w15="http://schemas.microsoft.com/office/word/2012/wordml" xmlns:w16cex="http://schemas.microsoft.com/office/word/2018/wordml/cex" xmlns:w16cid="http://schemas.microsoft.com/office/word/2016/wordml/cid" xmlns:w16="http://schemas.microsoft.com/office/word/2018/wordml" xmlns:w16du="http://schemas.microsoft.com/office/word/2023/wordml/word16du" xmlns:w16sdtdh="http://schemas.microsoft.com/office/word/2020/wordml/sdtdatahash" xmlns:w16sdtfl="http://schemas.microsoft.com/office/word/2024/wordml/sdtformatlock" xmlns:w16se="http://schemas.microsoft.com/office/word/2015/wordml/symex" mc:Ignorable="w14 w15 w16se w16cid w16 w16cex w16sdtdh w16sdtfl w16du">
   <w:docDefaults>
     <w:rPrDefault>
       <w:rPr>
@@ -24240,6 +24083,7 @@
     <w:lsdException w:name="HTML Sample" w:semiHidden="1" w:unhideWhenUsed="1"/>
     <w:lsdException w:name="HTML Typewriter" w:semiHidden="1" w:unhideWhenUsed="1"/>
     <w:lsdException w:name="HTML Variable" w:semiHidden="1" w:unhideWhenUsed="1"/>
+    <w:lsdException w:name="Normal Table" w:semiHidden="1" w:unhideWhenUsed="1"/>
     <w:lsdException w:name="annotation subject" w:semiHidden="1" w:unhideWhenUsed="1"/>
     <w:lsdException w:name="No List" w:semiHidden="1" w:unhideWhenUsed="1"/>
     <w:lsdException w:name="Outline List 1" w:semiHidden="1" w:unhideWhenUsed="1"/>
@@ -24286,8 +24130,10 @@
     <w:lsdException w:name="Table Subtle 2" w:semiHidden="1" w:unhideWhenUsed="1"/>
     <w:lsdException w:name="Table Web 1" w:semiHidden="1" w:unhideWhenUsed="1"/>
     <w:lsdException w:name="Table Web 2" w:semiHidden="1" w:unhideWhenUsed="1"/>
+    <w:lsdException w:name="Table Web 3" w:semiHidden="1" w:unhideWhenUsed="1"/>
     <w:lsdException w:name="Balloon Text" w:semiHidden="1" w:unhideWhenUsed="1"/>
     <w:lsdException w:name="Table Grid" w:uiPriority="0"/>
+    <w:lsdException w:name="Table Theme" w:semiHidden="1" w:unhideWhenUsed="1"/>
     <w:lsdException w:name="Placeholder Text" w:semiHidden="1"/>
     <w:lsdException w:name="No Spacing" w:uiPriority="1" w:qFormat="1"/>
     <w:lsdException w:name="Light Shading" w:uiPriority="60"/>
